--- a/tillsyn/A 29048-2026 tillsynsbegäran.docx
+++ b/tillsyn/A 29048-2026 tillsynsbegäran.docx
@@ -939,7 +939,7 @@
     <w:r>
       <w:tab/>
       <w:tab/>
-      <w:t>2026-09-29</w:t>
+      <w:t>2026-09-30</w:t>
       <w:br/>
       <w:br/>
     </w:r>

--- a/tillsyn/A 29048-2026 tillsynsbegäran.docx
+++ b/tillsyn/A 29048-2026 tillsynsbegäran.docx
@@ -939,7 +939,7 @@
     <w:r>
       <w:tab/>
       <w:tab/>
-      <w:t>2026-09-30</w:t>
+      <w:t>2026-10-01</w:t>
       <w:br/>
       <w:br/>
     </w:r>

--- a/tillsyn/A 29048-2026 tillsynsbegäran.docx
+++ b/tillsyn/A 29048-2026 tillsynsbegäran.docx
@@ -939,7 +939,7 @@
     <w:r>
       <w:tab/>
       <w:tab/>
-      <w:t>2026-10-01</w:t>
+      <w:t>2026-10-02</w:t>
       <w:br/>
       <w:br/>
     </w:r>

--- a/tillsyn/A 29048-2026 tillsynsbegäran.docx
+++ b/tillsyn/A 29048-2026 tillsynsbegäran.docx
@@ -939,7 +939,7 @@
     <w:r>
       <w:tab/>
       <w:tab/>
-      <w:t>2026-10-02</w:t>
+      <w:t>2026-10-03</w:t>
       <w:br/>
       <w:br/>
     </w:r>

--- a/tillsyn/A 29048-2026 tillsynsbegäran.docx
+++ b/tillsyn/A 29048-2026 tillsynsbegäran.docx
@@ -939,7 +939,7 @@
     <w:r>
       <w:tab/>
       <w:tab/>
-      <w:t>2026-10-03</w:t>
+      <w:t>2026-10-04</w:t>
       <w:br/>
       <w:br/>
     </w:r>

--- a/tillsyn/A 29048-2026 tillsynsbegäran.docx
+++ b/tillsyn/A 29048-2026 tillsynsbegäran.docx
@@ -939,7 +939,7 @@
     <w:r>
       <w:tab/>
       <w:tab/>
-      <w:t>2026-10-04</w:t>
+      <w:t>2026-10-05</w:t>
       <w:br/>
       <w:br/>
     </w:r>

--- a/tillsyn/A 29048-2026 tillsynsbegäran.docx
+++ b/tillsyn/A 29048-2026 tillsynsbegäran.docx
@@ -939,7 +939,7 @@
     <w:r>
       <w:tab/>
       <w:tab/>
-      <w:t>2026-10-05</w:t>
+      <w:t>2026-10-06</w:t>
       <w:br/>
       <w:br/>
     </w:r>

--- a/tillsyn/A 29048-2026 tillsynsbegäran.docx
+++ b/tillsyn/A 29048-2026 tillsynsbegäran.docx
@@ -939,7 +939,7 @@
     <w:r>
       <w:tab/>
       <w:tab/>
-      <w:t>2026-10-06</w:t>
+      <w:t>2026-10-07</w:t>
       <w:br/>
       <w:br/>
     </w:r>

--- a/tillsyn/A 29048-2026 tillsynsbegäran.docx
+++ b/tillsyn/A 29048-2026 tillsynsbegäran.docx
@@ -939,7 +939,7 @@
     <w:r>
       <w:tab/>
       <w:tab/>
-      <w:t>2026-10-07</w:t>
+      <w:t>2026-10-08</w:t>
       <w:br/>
       <w:br/>
     </w:r>

--- a/tillsyn/A 29048-2026 tillsynsbegäran.docx
+++ b/tillsyn/A 29048-2026 tillsynsbegäran.docx
@@ -939,7 +939,7 @@
     <w:r>
       <w:tab/>
       <w:tab/>
-      <w:t>2026-10-08</w:t>
+      <w:t>2026-10-09</w:t>
       <w:br/>
       <w:br/>
     </w:r>

--- a/tillsyn/A 29048-2026 tillsynsbegäran.docx
+++ b/tillsyn/A 29048-2026 tillsynsbegäran.docx
@@ -939,7 +939,7 @@
     <w:r>
       <w:tab/>
       <w:tab/>
-      <w:t>2026-10-09</w:t>
+      <w:t>2026-10-10</w:t>
       <w:br/>
       <w:br/>
     </w:r>

--- a/tillsyn/A 29048-2026 tillsynsbegäran.docx
+++ b/tillsyn/A 29048-2026 tillsynsbegäran.docx
@@ -939,7 +939,7 @@
     <w:r>
       <w:tab/>
       <w:tab/>
-      <w:t>2026-10-10</w:t>
+      <w:t>2026-10-11</w:t>
       <w:br/>
       <w:br/>
     </w:r>

--- a/tillsyn/A 29048-2026 tillsynsbegäran.docx
+++ b/tillsyn/A 29048-2026 tillsynsbegäran.docx
@@ -939,7 +939,7 @@
     <w:r>
       <w:tab/>
       <w:tab/>
-      <w:t>2026-10-11</w:t>
+      <w:t>2026-10-12</w:t>
       <w:br/>
       <w:br/>
     </w:r>

--- a/tillsyn/A 29048-2026 tillsynsbegäran.docx
+++ b/tillsyn/A 29048-2026 tillsynsbegäran.docx
@@ -939,7 +939,7 @@
     <w:r>
       <w:tab/>
       <w:tab/>
-      <w:t>2026-10-12</w:t>
+      <w:t>2026-10-13</w:t>
       <w:br/>
       <w:br/>
     </w:r>

--- a/tillsyn/A 29048-2026 tillsynsbegäran.docx
+++ b/tillsyn/A 29048-2026 tillsynsbegäran.docx
@@ -939,7 +939,7 @@
     <w:r>
       <w:tab/>
       <w:tab/>
-      <w:t>2026-10-13</w:t>
+      <w:t>2026-10-14</w:t>
       <w:br/>
       <w:br/>
     </w:r>

--- a/tillsyn/A 29048-2026 tillsynsbegäran.docx
+++ b/tillsyn/A 29048-2026 tillsynsbegäran.docx
@@ -939,7 +939,7 @@
     <w:r>
       <w:tab/>
       <w:tab/>
-      <w:t>2026-10-14</w:t>
+      <w:t>2026-10-15</w:t>
       <w:br/>
       <w:br/>
     </w:r>

--- a/tillsyn/A 29048-2026 tillsynsbegäran.docx
+++ b/tillsyn/A 29048-2026 tillsynsbegäran.docx
@@ -939,7 +939,7 @@
     <w:r>
       <w:tab/>
       <w:tab/>
-      <w:t>2026-10-15</w:t>
+      <w:t>2026-10-16</w:t>
       <w:br/>
       <w:br/>
     </w:r>

--- a/tillsyn/A 29048-2026 tillsynsbegäran.docx
+++ b/tillsyn/A 29048-2026 tillsynsbegäran.docx
@@ -939,7 +939,7 @@
     <w:r>
       <w:tab/>
       <w:tab/>
-      <w:t>2026-10-16</w:t>
+      <w:t>2026-10-17</w:t>
       <w:br/>
       <w:br/>
     </w:r>

--- a/tillsyn/A 29048-2026 tillsynsbegäran.docx
+++ b/tillsyn/A 29048-2026 tillsynsbegäran.docx
@@ -65,7 +65,7 @@
     </w:p>
     <w:p>
       <w:r>
-        <w:t>I avverkningsanmälan finns fynd av 10 naturvårdsarter, varav 10 är rödlistade, 2 är fridlysta och 7 är typiska (T): gammelgransskål (NT, T), knottrig blåslav (NT, T), lappmes (NT, T, §4), lavskrika (NT, T, §4), reliktbock (NT, T), sotvaxskivling (NT), talltagel (NT, T), vedskivlav (NT, T), vitgrynig nållav (NT) och nordtätskinn (DD). Se Figur 1.</w:t>
+        <w:t>I avverkningsanmälan finns fynd av 9 naturvårdsarter, varav 9 är rödlistade, 2 är fridlysta och 7 är typiska (T): gammelgransskål (NT, T), knottrig blåslav (NT, T), lappmes (NT, T, §4), lavskrika (NT, T, §4), reliktbock (NT, T), sotvaxskivling (NT), talltagel (NT, T), vedskivlav (NT, T) och vitgrynig nållav (NT). Se Figur 1.</w:t>
       </w:r>
     </w:p>
     <w:p>
@@ -284,17 +284,6 @@
       </w:r>
       <w:r>
         <w:t xml:space="preserve"> växer nästan uteslutande på bark av gamla, senvuxna granar i skuggiga lägen med hög och jämn luftfuktighet. Den vanligaste naturtypen för arten är kontinuitetsskogar på frisk mark men den finns också i sumpgranskogar. På lång sikt utgör avverkningar av olikåldriga granskogar av naturskogskaraktär ett allvarligt hot mot arten och skogsbruksåtgärder på eller i närheten av växtplatserna bör undvikas. Naturskogsartade, fuktiga granskogar med förekomster av arten signalerar höga biologiska värden och bör bevaras (SLU Artdatabanken, 2024; Nitare &amp; Skogsstyrelsen, 2019).</w:t>
-      </w:r>
-    </w:p>
-    <w:p>
-      <w:r>
-        <w:rPr>
-          <w:b/>
-        </w:rPr>
-        <w:t>Nordtätskinn (DD)</w:t>
-      </w:r>
-      <w:r>
-        <w:t xml:space="preserve"> är en nedbrytare som växer på undersidan av grova, liggande stammar av gran i urskogsartad blåbärsgranskog, delvis även i fjällgranskog. Tillgången på mossrika granurskogar norr om polcirkeln är avgörande för artens överlevnad i vårt land. Faktaunderlaget bedöms vara otillräckligt för att avgöra vilken av de olika rödlistningskategorierna som är mest trolig (SLU Artdatabanken, 2026).</w:t>
       </w:r>
     </w:p>
     <w:p>
@@ -939,7 +928,7 @@
     <w:r>
       <w:tab/>
       <w:tab/>
-      <w:t>2026-10-17</w:t>
+      <w:t>2026-10-18</w:t>
       <w:br/>
       <w:br/>
     </w:r>

--- a/tillsyn/A 29048-2026 tillsynsbegäran.docx
+++ b/tillsyn/A 29048-2026 tillsynsbegäran.docx
@@ -928,7 +928,7 @@
     <w:r>
       <w:tab/>
       <w:tab/>
-      <w:t>2026-10-18</w:t>
+      <w:t>2026-10-19</w:t>
       <w:br/>
       <w:br/>
     </w:r>

--- a/tillsyn/A 29048-2026 tillsynsbegäran.docx
+++ b/tillsyn/A 29048-2026 tillsynsbegäran.docx
@@ -928,7 +928,7 @@
     <w:r>
       <w:tab/>
       <w:tab/>
-      <w:t>2026-10-19</w:t>
+      <w:t>2026-10-20</w:t>
       <w:br/>
       <w:br/>
     </w:r>

--- a/tillsyn/A 29048-2026 tillsynsbegäran.docx
+++ b/tillsyn/A 29048-2026 tillsynsbegäran.docx
@@ -928,7 +928,7 @@
     <w:r>
       <w:tab/>
       <w:tab/>
-      <w:t>2026-10-20</w:t>
+      <w:t>2026-10-21</w:t>
       <w:br/>
       <w:br/>
     </w:r>

--- a/tillsyn/A 29048-2026 tillsynsbegäran.docx
+++ b/tillsyn/A 29048-2026 tillsynsbegäran.docx
@@ -928,7 +928,7 @@
     <w:r>
       <w:tab/>
       <w:tab/>
-      <w:t>2026-10-21</w:t>
+      <w:t>2026-10-22</w:t>
       <w:br/>
       <w:br/>
     </w:r>

--- a/tillsyn/A 29048-2026 tillsynsbegäran.docx
+++ b/tillsyn/A 29048-2026 tillsynsbegäran.docx
@@ -928,7 +928,7 @@
     <w:r>
       <w:tab/>
       <w:tab/>
-      <w:t>2026-10-22</w:t>
+      <w:t>2026-10-23</w:t>
       <w:br/>
       <w:br/>
     </w:r>

--- a/tillsyn/A 29048-2026 tillsynsbegäran.docx
+++ b/tillsyn/A 29048-2026 tillsynsbegäran.docx
@@ -928,7 +928,7 @@
     <w:r>
       <w:tab/>
       <w:tab/>
-      <w:t>2026-10-23</w:t>
+      <w:t>2026-10-24</w:t>
       <w:br/>
       <w:br/>
     </w:r>

--- a/tillsyn/A 29048-2026 tillsynsbegäran.docx
+++ b/tillsyn/A 29048-2026 tillsynsbegäran.docx
@@ -928,7 +928,7 @@
     <w:r>
       <w:tab/>
       <w:tab/>
-      <w:t>2026-10-24</w:t>
+      <w:t>2026-10-25</w:t>
       <w:br/>
       <w:br/>
     </w:r>

--- a/tillsyn/A 29048-2026 tillsynsbegäran.docx
+++ b/tillsyn/A 29048-2026 tillsynsbegäran.docx
@@ -928,7 +928,7 @@
     <w:r>
       <w:tab/>
       <w:tab/>
-      <w:t>2026-10-25</w:t>
+      <w:t>2026-10-26</w:t>
       <w:br/>
       <w:br/>
     </w:r>

--- a/tillsyn/A 29048-2026 tillsynsbegäran.docx
+++ b/tillsyn/A 29048-2026 tillsynsbegäran.docx
@@ -928,7 +928,7 @@
     <w:r>
       <w:tab/>
       <w:tab/>
-      <w:t>2026-10-26</w:t>
+      <w:t>2026-10-27</w:t>
       <w:br/>
       <w:br/>
     </w:r>

--- a/tillsyn/A 29048-2026 tillsynsbegäran.docx
+++ b/tillsyn/A 29048-2026 tillsynsbegäran.docx
@@ -928,7 +928,7 @@
     <w:r>
       <w:tab/>
       <w:tab/>
-      <w:t>2026-10-27</w:t>
+      <w:t>2026-10-28</w:t>
       <w:br/>
       <w:br/>
     </w:r>

--- a/tillsyn/A 29048-2026 tillsynsbegäran.docx
+++ b/tillsyn/A 29048-2026 tillsynsbegäran.docx
@@ -928,7 +928,7 @@
     <w:r>
       <w:tab/>
       <w:tab/>
-      <w:t>2026-10-28</w:t>
+      <w:t>2026-10-29</w:t>
       <w:br/>
       <w:br/>
     </w:r>

--- a/tillsyn/A 29048-2026 tillsynsbegäran.docx
+++ b/tillsyn/A 29048-2026 tillsynsbegäran.docx
@@ -928,7 +928,7 @@
     <w:r>
       <w:tab/>
       <w:tab/>
-      <w:t>2026-10-29</w:t>
+      <w:t>2026-10-31</w:t>
       <w:br/>
       <w:br/>
     </w:r>
